--- a/reports and protocols/CMF_user_test_rapport.docx
+++ b/reports and protocols/CMF_user_test_rapport.docx
@@ -114,15 +114,7 @@
         <w:t>Onderzoekers</w:t>
       </w:r>
       <w:r>
-        <w:t xml:space="preserve">: Leon </w:t>
-      </w:r>
-      <w:proofErr w:type="spellStart"/>
-      <w:r>
-        <w:t>Debonne</w:t>
-      </w:r>
-      <w:proofErr w:type="spellEnd"/>
-      <w:r>
-        <w:t xml:space="preserve"> (leon.debonne@ugent.be) &amp; Staf Logie (staf.logie@ugent.be), Studenten industrieel ingenieur: industrieel ontwerpen, 2IO</w:t>
+        <w:t>: Leon Debonne (leon.debonne@ugent.be) &amp; Staf Logie (staf.logie@ugent.be), Studenten industrieel ingenieur: industrieel ontwerpen, 2IO</w:t>
       </w:r>
     </w:p>
     <w:p/>
@@ -166,7 +158,15 @@
     </w:p>
     <w:p>
       <w:r>
-        <w:t>Voor de kleur werd de voorkeur gegeven naar neutrale kleuren zoals zwart en wit. Dit omdat het object volgens de testpersonen niet te veel de aandacht moet trekken. De aandacht in de keuken kan gefocust worden op andere dingen zoals bloemen enz. Felle kleuren werden hiervoor afgeraden. De kleur moet worden geassocieerd met rust en professionaliteit. Zo straalt het product een premium en verfijnde esthetiek uit zonder een bliktrekker te zijn. Er werd ook opgemerkt dat het de kleur van de koelkast zelf of de kleur van de kast waarin deze is ingebouwd moeten zijn. Dit is wel moeilijk om te verwezenlijken volgens de testpersonen doordat er veel verschillende koelkasten zijn in alle kleuren. Dit bevestigd nog eens dat neutrale kleuren de beste optie zijn.</w:t>
+        <w:t xml:space="preserve">Voor de kleur werd de voorkeur gegeven naar neutrale kleuren zoals zwart en wit. Dit omdat het object volgens de testpersonen niet te veel de aandacht moet trekken. De aandacht in de keuken kan gefocust worden op andere dingen zoals bloemen enz. Felle kleuren werden hiervoor afgeraden. De kleur moet worden geassocieerd met rust en professionaliteit. Zo straalt het product een premium en verfijnde esthetiek uit zonder een bliktrekker te zijn. Er werd ook opgemerkt dat het de kleur van de koelkast zelf of de kleur van de kast waarin deze is ingebouwd moeten zijn. Dit is wel moeilijk om te verwezenlijken volgens de testpersonen doordat er veel verschillende koelkasten zijn in alle kleuren. Dit </w:t>
+      </w:r>
+      <w:proofErr w:type="gramStart"/>
+      <w:r>
+        <w:t>bevestigd</w:t>
+      </w:r>
+      <w:proofErr w:type="gramEnd"/>
+      <w:r>
+        <w:t xml:space="preserve"> nog eens dat neutrale kleuren de beste optie zijn.</w:t>
       </w:r>
     </w:p>
     <w:p/>
@@ -252,7 +252,15 @@
         <w:t xml:space="preserve">Voor de vorm van de behuizing vond men het afgeronde ontwerp </w:t>
       </w:r>
       <w:r>
-        <w:t>het beste. De afronding zorgen voor een rust en eenvoud die bij de andere ontwerpen minder opvallen. “ Het oogt modern en kwaliteitsvol.” De laatste optie werd vergeleken met een kader voor schilderijen. Dit werd geassocieerd met saai en ouderwets. De middelste optie was goed maar de afrondingen mogen groter zoals bij de beste optie.</w:t>
+        <w:t xml:space="preserve">het beste. De afronding zorgen voor een rust en eenvoud die bij de andere ontwerpen minder opvallen. </w:t>
+      </w:r>
+      <w:proofErr w:type="gramStart"/>
+      <w:r>
+        <w:t>“ Het</w:t>
+      </w:r>
+      <w:proofErr w:type="gramEnd"/>
+      <w:r>
+        <w:t xml:space="preserve"> oogt modern en kwaliteitsvol.” De laatste optie werd vergeleken met een kader voor schilderijen. Dit werd geassocieerd met saai en ouderwets. De middelste optie was goed maar de afrondingen mogen groter zoals bij de beste optie.</w:t>
       </w:r>
     </w:p>
     <w:p/>
@@ -337,7 +345,15 @@
         <w:t xml:space="preserve">De “winnaar” tussen de verschillende materialen </w:t>
       </w:r>
       <w:r>
-        <w:t xml:space="preserve">is de kunststof. Dit omdat het rust en professionaliteit uitstraalt en een warm gevoel geeft. De multiplex blijkt ook een goede optie maar bij het gevoel paste minder bij de gewenste eigenschappen. Het </w:t>
+        <w:t xml:space="preserve">is de kunststof. Dit omdat het rust en professionaliteit uitstraalt en een warm gevoel geeft. </w:t>
+      </w:r>
+      <w:proofErr w:type="gramStart"/>
+      <w:r>
+        <w:t>De multiplex</w:t>
+      </w:r>
+      <w:proofErr w:type="gramEnd"/>
+      <w:r>
+        <w:t xml:space="preserve"> blijkt ook een goede optie maar bij het gevoel paste minder bij de gewenste eigenschappen. Het </w:t>
       </w:r>
       <w:proofErr w:type="spellStart"/>
       <w:r>
@@ -345,7 +361,15 @@
       </w:r>
       <w:proofErr w:type="spellEnd"/>
       <w:r>
-        <w:t xml:space="preserve"> vond men te koud, het past wel bij de koelkast maar het word beoogt als iets te scherp voor gebruik. De MDF was te laag van kwaliteit, meer iets voor een prototype maar geen volwaardig product. </w:t>
+        <w:t xml:space="preserve"> vond men te koud, het past wel bij de koelkast maar het </w:t>
+      </w:r>
+      <w:proofErr w:type="gramStart"/>
+      <w:r>
+        <w:t>word</w:t>
+      </w:r>
+      <w:proofErr w:type="gramEnd"/>
+      <w:r>
+        <w:t xml:space="preserve"> beoogt als iets te scherp voor gebruik. De MDF was te laag van kwaliteit, meer iets voor een prototype maar geen volwaardig product. </w:t>
       </w:r>
     </w:p>
     <w:p/>
@@ -359,7 +383,15 @@
       </w:r>
       <w:proofErr w:type="spellEnd"/>
       <w:r>
-        <w:t xml:space="preserve">, Sonos, Philips, Apple en HP. Een CMF analyse via Claude gaf ons deze resultaten: </w:t>
+        <w:t xml:space="preserve">, Sonos, Philips, Apple en HP. Een </w:t>
+      </w:r>
+      <w:proofErr w:type="gramStart"/>
+      <w:r>
+        <w:t>CMF analyse</w:t>
+      </w:r>
+      <w:proofErr w:type="gramEnd"/>
+      <w:r>
+        <w:t xml:space="preserve"> via Claude gaf ons deze resultaten: </w:t>
       </w:r>
     </w:p>
     <w:p>
@@ -541,7 +573,23 @@
     <w:p/>
     <w:p>
       <w:r>
-        <w:t xml:space="preserve">Dit bevestigd de inzicht uit deze proeven. Qua kleur worden de neutrale kleuren ook vooral gebruikt. </w:t>
+        <w:t xml:space="preserve">Dit </w:t>
+      </w:r>
+      <w:proofErr w:type="gramStart"/>
+      <w:r>
+        <w:t>bevestigd</w:t>
+      </w:r>
+      <w:proofErr w:type="gramEnd"/>
+      <w:r>
+        <w:t xml:space="preserve"> </w:t>
+      </w:r>
+      <w:proofErr w:type="gramStart"/>
+      <w:r>
+        <w:t>de inzicht</w:t>
+      </w:r>
+      <w:proofErr w:type="gramEnd"/>
+      <w:r>
+        <w:t xml:space="preserve"> uit deze proeven. Qua kleur worden de neutrale kleuren ook vooral gebruikt. </w:t>
       </w:r>
       <w:r>
         <w:t>Ook kunststof overheerste in de producten van deze merken. De afwerking is hoofdzakelijk mat.</w:t>
@@ -1706,7 +1754,13 @@
     </w:p>
     <w:p>
       <w:r>
-        <w:t>De gebruikers verwachten een kunststoffen behuizing dat rust en professionaliteit uitstraalt. Het materiaal moet warm aanvoelen om zelfzekerheid tijdens het gebruik de bevorderen. Het product heeft een neutrale kleurenpalet met kleuren zoals zwart of wit. De vorm van de behuizing is tangentieel en leidt gebruikers niet af van het gebruiksdoel. Het tactiel element op de knop is een groot onderdeel dat herkenbaar is.</w:t>
+        <w:t xml:space="preserve">De gebruikers verwachten een kunststoffen behuizing dat rust en professionaliteit uitstraalt. Het materiaal moet warm aanvoelen om zelfzekerheid tijdens het gebruik de bevorderen. Het product heeft een </w:t>
+      </w:r>
+      <w:r>
+        <w:t>neutraal</w:t>
+      </w:r>
+      <w:r>
+        <w:t xml:space="preserve"> kleurenpalet met kleuren zoals zwart of wit. De vorm van de behuizing is tangentieel en leidt gebruikers niet af van het gebruiksdoel. Het tactiel element op de knop is een groot onderdeel dat herkenbaar is.</w:t>
       </w:r>
     </w:p>
     <w:sectPr>
@@ -2424,6 +2478,7 @@
   <w:style w:type="character" w:default="1" w:styleId="Standaardalinea-lettertype">
     <w:name w:val="Default Paragraph Font"/>
     <w:uiPriority w:val="1"/>
+    <w:semiHidden/>
     <w:unhideWhenUsed/>
   </w:style>
   <w:style w:type="table" w:default="1" w:styleId="Standaardtabel">
